--- a/Lab_3/Lab3-Form.docx
+++ b/Lab_3/Lab3-Form.docx
@@ -131,7 +131,15 @@
         <w:t>.</w:t>
       </w:r>
       <w:r>
-        <w:t xml:space="preserve"> Open weather.nominal.arff, run OneR, look at the classifier model, how is it?</w:t>
+        <w:t xml:space="preserve"> Open </w:t>
+      </w:r>
+      <w:proofErr w:type="gramStart"/>
+      <w:r>
+        <w:t>weather.nominal</w:t>
+      </w:r>
+      <w:proofErr w:type="gramEnd"/>
+      <w:r>
+        <w:t>.arff, run OneR, look at the classifier model, how is it?</w:t>
       </w:r>
     </w:p>
     <w:p>
@@ -188,26 +196,25 @@
           <w:sz w:val="20"/>
           <w:szCs w:val="20"/>
         </w:rPr>
-        <w:t>Kappa statistic                          0.3778</w:t>
-      </w:r>
-    </w:p>
-    <w:p>
-      <w:pPr>
-        <w:spacing w:after="0"/>
-        <w:jc w:val="both"/>
+        <w:t xml:space="preserve">Kappa </w:t>
+      </w:r>
+      <w:proofErr w:type="gramStart"/>
+      <w:r>
         <w:rPr>
           <w:rFonts w:ascii="Consolas" w:hAnsi="Consolas"/>
           <w:sz w:val="20"/>
           <w:szCs w:val="20"/>
         </w:rPr>
-      </w:pPr>
+        <w:t xml:space="preserve">statistic                         </w:t>
+      </w:r>
+      <w:proofErr w:type="gramEnd"/>
       <w:r>
         <w:rPr>
           <w:rFonts w:ascii="Consolas" w:hAnsi="Consolas"/>
           <w:sz w:val="20"/>
           <w:szCs w:val="20"/>
         </w:rPr>
-        <w:t>Mean absolute error                      0.2857</w:t>
+        <w:t xml:space="preserve"> 0.3778</w:t>
       </w:r>
     </w:p>
     <w:p>
@@ -226,7 +233,7 @@
           <w:sz w:val="20"/>
           <w:szCs w:val="20"/>
         </w:rPr>
-        <w:t>Root mean squared error                  0.5345</w:t>
+        <w:t>Mean absolute error                      0.2857</w:t>
       </w:r>
     </w:p>
     <w:p>
@@ -245,26 +252,25 @@
           <w:sz w:val="20"/>
           <w:szCs w:val="20"/>
         </w:rPr>
-        <w:t>Relative absolute error                 61.5385 %</w:t>
-      </w:r>
-    </w:p>
-    <w:p>
-      <w:pPr>
-        <w:spacing w:after="0"/>
-        <w:jc w:val="both"/>
+        <w:t xml:space="preserve">Root </w:t>
+      </w:r>
+      <w:proofErr w:type="gramStart"/>
+      <w:r>
         <w:rPr>
           <w:rFonts w:ascii="Consolas" w:hAnsi="Consolas"/>
           <w:sz w:val="20"/>
           <w:szCs w:val="20"/>
         </w:rPr>
-      </w:pPr>
+        <w:t>mean</w:t>
+      </w:r>
+      <w:proofErr w:type="gramEnd"/>
       <w:r>
         <w:rPr>
           <w:rFonts w:ascii="Consolas" w:hAnsi="Consolas"/>
           <w:sz w:val="20"/>
           <w:szCs w:val="20"/>
         </w:rPr>
-        <w:t>Root relative squared error            111.4773 %</w:t>
+        <w:t xml:space="preserve"> squared error                  0.5345</w:t>
       </w:r>
     </w:p>
     <w:p>
@@ -283,7 +289,7 @@
           <w:sz w:val="20"/>
           <w:szCs w:val="20"/>
         </w:rPr>
-        <w:t xml:space="preserve">Total Number of Instances               14     </w:t>
+        <w:t>Relative absolute error                 61.5385 %</w:t>
       </w:r>
     </w:p>
     <w:p>
@@ -296,36 +302,33 @@
           <w:szCs w:val="20"/>
         </w:rPr>
       </w:pPr>
-    </w:p>
-    <w:p>
-      <w:pPr>
-        <w:spacing w:after="0"/>
-        <w:jc w:val="both"/>
+      <w:r>
         <w:rPr>
           <w:rFonts w:ascii="Consolas" w:hAnsi="Consolas"/>
           <w:sz w:val="20"/>
           <w:szCs w:val="20"/>
         </w:rPr>
-      </w:pPr>
-      <w:r>
+        <w:t>Root relative squared error            111.4773 %</w:t>
+      </w:r>
+    </w:p>
+    <w:p>
+      <w:pPr>
+        <w:spacing w:after="0"/>
+        <w:jc w:val="both"/>
         <w:rPr>
           <w:rFonts w:ascii="Consolas" w:hAnsi="Consolas"/>
           <w:sz w:val="20"/>
           <w:szCs w:val="20"/>
         </w:rPr>
-        <w:t>=== Detailed Accuracy By Class ===</w:t>
-      </w:r>
-    </w:p>
-    <w:p>
-      <w:pPr>
-        <w:spacing w:after="0"/>
-        <w:jc w:val="both"/>
+      </w:pPr>
+      <w:r>
         <w:rPr>
           <w:rFonts w:ascii="Consolas" w:hAnsi="Consolas"/>
           <w:sz w:val="20"/>
           <w:szCs w:val="20"/>
         </w:rPr>
-      </w:pPr>
+        <w:t xml:space="preserve">Total Number of Instances               14     </w:t>
+      </w:r>
     </w:p>
     <w:p>
       <w:pPr>
@@ -337,52 +340,54 @@
           <w:szCs w:val="20"/>
         </w:rPr>
       </w:pPr>
-      <w:r>
+    </w:p>
+    <w:p>
+      <w:pPr>
+        <w:spacing w:after="0"/>
+        <w:jc w:val="both"/>
         <w:rPr>
           <w:rFonts w:ascii="Consolas" w:hAnsi="Consolas"/>
           <w:sz w:val="20"/>
           <w:szCs w:val="20"/>
         </w:rPr>
-        <w:t xml:space="preserve">                 TP Rate  FP Rate  Precision  Recall   F-Measure  MCC      ROC Area  PRC Area  Class</w:t>
-      </w:r>
-    </w:p>
-    <w:p>
-      <w:pPr>
-        <w:spacing w:after="0"/>
-        <w:jc w:val="both"/>
+      </w:pPr>
+      <w:r>
         <w:rPr>
           <w:rFonts w:ascii="Consolas" w:hAnsi="Consolas"/>
           <w:sz w:val="20"/>
           <w:szCs w:val="20"/>
         </w:rPr>
-      </w:pPr>
+        <w:t xml:space="preserve">=== Detailed Accuracy </w:t>
+      </w:r>
+      <w:proofErr w:type="gramStart"/>
       <w:r>
         <w:rPr>
           <w:rFonts w:ascii="Consolas" w:hAnsi="Consolas"/>
           <w:sz w:val="20"/>
           <w:szCs w:val="20"/>
         </w:rPr>
-        <w:t xml:space="preserve">                 0.778    0.400    0.778      0.778    0.778      0.378    0.689     0.748     yes</w:t>
-      </w:r>
-    </w:p>
-    <w:p>
-      <w:pPr>
-        <w:spacing w:after="0"/>
-        <w:jc w:val="both"/>
+        <w:t>By</w:t>
+      </w:r>
+      <w:proofErr w:type="gramEnd"/>
+      <w:r>
         <w:rPr>
           <w:rFonts w:ascii="Consolas" w:hAnsi="Consolas"/>
           <w:sz w:val="20"/>
           <w:szCs w:val="20"/>
         </w:rPr>
-      </w:pPr>
-      <w:r>
+        <w:t xml:space="preserve"> Class ===</w:t>
+      </w:r>
+    </w:p>
+    <w:p>
+      <w:pPr>
+        <w:spacing w:after="0"/>
+        <w:jc w:val="both"/>
         <w:rPr>
           <w:rFonts w:ascii="Consolas" w:hAnsi="Consolas"/>
           <w:sz w:val="20"/>
           <w:szCs w:val="20"/>
         </w:rPr>
-        <w:t xml:space="preserve">                 0.600    0.222    0.600      0.600    0.600      0.378    0.689     0.503     no</w:t>
-      </w:r>
+      </w:pPr>
     </w:p>
     <w:p>
       <w:pPr>
@@ -400,64 +405,127 @@
           <w:sz w:val="20"/>
           <w:szCs w:val="20"/>
         </w:rPr>
-        <w:t xml:space="preserve">Weighted Avg.    0.714    0.337    0.714      0.714    0.714      0.378    0.689     0.660     </w:t>
-      </w:r>
-    </w:p>
-    <w:p>
-      <w:pPr>
-        <w:spacing w:after="0"/>
-        <w:jc w:val="both"/>
+        <w:t xml:space="preserve">                 TP </w:t>
+      </w:r>
+      <w:proofErr w:type="gramStart"/>
+      <w:r>
         <w:rPr>
           <w:rFonts w:ascii="Consolas" w:hAnsi="Consolas"/>
           <w:sz w:val="20"/>
           <w:szCs w:val="20"/>
         </w:rPr>
-      </w:pPr>
-    </w:p>
-    <w:p>
-      <w:pPr>
-        <w:spacing w:after="0"/>
-        <w:jc w:val="both"/>
+        <w:t>Rate  FP</w:t>
+      </w:r>
+      <w:proofErr w:type="gramEnd"/>
+      <w:r>
         <w:rPr>
           <w:rFonts w:ascii="Consolas" w:hAnsi="Consolas"/>
           <w:sz w:val="20"/>
           <w:szCs w:val="20"/>
         </w:rPr>
-      </w:pPr>
+        <w:t xml:space="preserve"> </w:t>
+      </w:r>
+      <w:proofErr w:type="gramStart"/>
       <w:r>
         <w:rPr>
           <w:rFonts w:ascii="Consolas" w:hAnsi="Consolas"/>
           <w:sz w:val="20"/>
           <w:szCs w:val="20"/>
         </w:rPr>
-        <w:t>=== Confusion Matrix ===</w:t>
-      </w:r>
+        <w:t>Rate  Precision</w:t>
+      </w:r>
+      <w:proofErr w:type="gramEnd"/>
+      <w:r>
+        <w:rPr>
+          <w:rFonts w:ascii="Consolas" w:hAnsi="Consolas"/>
+          <w:sz w:val="20"/>
+          <w:szCs w:val="20"/>
+        </w:rPr>
+        <w:t xml:space="preserve">  Recall   F-</w:t>
+      </w:r>
+      <w:proofErr w:type="gramStart"/>
+      <w:r>
+        <w:rPr>
+          <w:rFonts w:ascii="Consolas" w:hAnsi="Consolas"/>
+          <w:sz w:val="20"/>
+          <w:szCs w:val="20"/>
+        </w:rPr>
+        <w:t>Measure  MCC</w:t>
+      </w:r>
+      <w:proofErr w:type="gramEnd"/>
+      <w:r>
+        <w:rPr>
+          <w:rFonts w:ascii="Consolas" w:hAnsi="Consolas"/>
+          <w:sz w:val="20"/>
+          <w:szCs w:val="20"/>
+        </w:rPr>
+        <w:t xml:space="preserve">      ROC </w:t>
+      </w:r>
+      <w:proofErr w:type="gramStart"/>
+      <w:r>
+        <w:rPr>
+          <w:rFonts w:ascii="Consolas" w:hAnsi="Consolas"/>
+          <w:sz w:val="20"/>
+          <w:szCs w:val="20"/>
+        </w:rPr>
+        <w:t>Area  PRC</w:t>
+      </w:r>
+      <w:proofErr w:type="gramEnd"/>
+      <w:r>
+        <w:rPr>
+          <w:rFonts w:ascii="Consolas" w:hAnsi="Consolas"/>
+          <w:sz w:val="20"/>
+          <w:szCs w:val="20"/>
+        </w:rPr>
+        <w:t xml:space="preserve"> </w:t>
+      </w:r>
+      <w:proofErr w:type="gramStart"/>
+      <w:r>
+        <w:rPr>
+          <w:rFonts w:ascii="Consolas" w:hAnsi="Consolas"/>
+          <w:sz w:val="20"/>
+          <w:szCs w:val="20"/>
+        </w:rPr>
+        <w:t>Area  Class</w:t>
+      </w:r>
+      <w:proofErr w:type="gramEnd"/>
     </w:p>
     <w:p>
       <w:pPr>
         <w:spacing w:after="0"/>
         <w:jc w:val="both"/>
         <w:rPr>
+          <w:rFonts w:ascii="Consolas" w:hAnsi="Consolas"/>
           <w:sz w:val="20"/>
           <w:szCs w:val="20"/>
         </w:rPr>
       </w:pPr>
+      <w:r>
+        <w:rPr>
+          <w:rFonts w:ascii="Consolas" w:hAnsi="Consolas"/>
+          <w:sz w:val="20"/>
+          <w:szCs w:val="20"/>
+        </w:rPr>
+        <w:t xml:space="preserve">                 0.778    0.400    0.778      0.778    0.778      0.378    0.689     0.748     yes</w:t>
+      </w:r>
     </w:p>
     <w:p>
       <w:pPr>
         <w:spacing w:after="0"/>
         <w:jc w:val="both"/>
         <w:rPr>
+          <w:rFonts w:ascii="Consolas" w:hAnsi="Consolas"/>
           <w:sz w:val="20"/>
           <w:szCs w:val="20"/>
         </w:rPr>
       </w:pPr>
       <w:r>
         <w:rPr>
+          <w:rFonts w:ascii="Consolas" w:hAnsi="Consolas"/>
           <w:sz w:val="20"/>
           <w:szCs w:val="20"/>
         </w:rPr>
-        <w:t xml:space="preserve"> a b   &lt;-- classified as</w:t>
+        <w:t xml:space="preserve">                 0.600    0.222    0.600      0.600    0.600      0.378    0.689     0.503     no</w:t>
       </w:r>
     </w:p>
     <w:p>
@@ -465,16 +533,18 @@
         <w:spacing w:after="0"/>
         <w:jc w:val="both"/>
         <w:rPr>
+          <w:rFonts w:ascii="Consolas" w:hAnsi="Consolas"/>
           <w:sz w:val="20"/>
           <w:szCs w:val="20"/>
         </w:rPr>
       </w:pPr>
       <w:r>
         <w:rPr>
+          <w:rFonts w:ascii="Consolas" w:hAnsi="Consolas"/>
           <w:sz w:val="20"/>
           <w:szCs w:val="20"/>
         </w:rPr>
-        <w:t xml:space="preserve"> 7 2 | a = yes</w:t>
+        <w:t xml:space="preserve">Weighted Avg.    0.714    0.337    0.714      0.714    0.714      0.378    0.689     0.660     </w:t>
       </w:r>
     </w:p>
     <w:p>
@@ -482,26 +552,100 @@
         <w:spacing w:after="0"/>
         <w:jc w:val="both"/>
         <w:rPr>
+          <w:rFonts w:ascii="Consolas" w:hAnsi="Consolas"/>
           <w:sz w:val="20"/>
           <w:szCs w:val="20"/>
         </w:rPr>
       </w:pPr>
-      <w:r>
-        <w:rPr>
+    </w:p>
+    <w:p>
+      <w:pPr>
+        <w:spacing w:after="0"/>
+        <w:jc w:val="both"/>
+        <w:rPr>
+          <w:rFonts w:ascii="Consolas" w:hAnsi="Consolas"/>
           <w:sz w:val="20"/>
           <w:szCs w:val="20"/>
         </w:rPr>
+      </w:pPr>
+      <w:r>
+        <w:rPr>
+          <w:rFonts w:ascii="Consolas" w:hAnsi="Consolas"/>
+          <w:sz w:val="20"/>
+          <w:szCs w:val="20"/>
+        </w:rPr>
+        <w:t>=== Confusion Matrix ===</w:t>
+      </w:r>
+    </w:p>
+    <w:p>
+      <w:pPr>
+        <w:spacing w:after="0"/>
+        <w:jc w:val="both"/>
+        <w:rPr>
+          <w:sz w:val="20"/>
+          <w:szCs w:val="20"/>
+        </w:rPr>
+      </w:pPr>
+    </w:p>
+    <w:p>
+      <w:pPr>
+        <w:spacing w:after="0"/>
+        <w:jc w:val="both"/>
+        <w:rPr>
+          <w:sz w:val="20"/>
+          <w:szCs w:val="20"/>
+        </w:rPr>
+      </w:pPr>
+      <w:r>
+        <w:rPr>
+          <w:sz w:val="20"/>
+          <w:szCs w:val="20"/>
+        </w:rPr>
+        <w:t xml:space="preserve"> a b   &lt;-- classified as</w:t>
+      </w:r>
+    </w:p>
+    <w:p>
+      <w:pPr>
+        <w:spacing w:after="0"/>
+        <w:jc w:val="both"/>
+        <w:rPr>
+          <w:sz w:val="20"/>
+          <w:szCs w:val="20"/>
+        </w:rPr>
+      </w:pPr>
+      <w:r>
+        <w:rPr>
+          <w:sz w:val="20"/>
+          <w:szCs w:val="20"/>
+        </w:rPr>
+        <w:t xml:space="preserve"> 7 2 | a = yes</w:t>
+      </w:r>
+    </w:p>
+    <w:p>
+      <w:pPr>
+        <w:spacing w:after="0"/>
+        <w:jc w:val="both"/>
+        <w:rPr>
+          <w:sz w:val="20"/>
+          <w:szCs w:val="20"/>
+        </w:rPr>
+      </w:pPr>
+      <w:r>
+        <w:rPr>
+          <w:sz w:val="20"/>
+          <w:szCs w:val="20"/>
+        </w:rPr>
         <w:t xml:space="preserve"> 2 3 | b = no</w:t>
       </w:r>
     </w:p>
     <w:p>
       <w:pPr>
+        <w:spacing w:after="0"/>
         <w:jc w:val="both"/>
-      </w:pPr>
-    </w:p>
-    <w:p>
-      <w:pPr>
-        <w:jc w:val="both"/>
+        <w:rPr>
+          <w:sz w:val="20"/>
+          <w:szCs w:val="20"/>
+        </w:rPr>
       </w:pPr>
     </w:p>
     <w:p>
@@ -591,6 +735,7 @@
               <w:rPr>
                 <w:b/>
               </w:rPr>
+              <w:lastRenderedPageBreak/>
               <w:t>Dataset</w:t>
             </w:r>
           </w:p>
@@ -669,8 +814,13 @@
             <w:pPr>
               <w:jc w:val="both"/>
             </w:pPr>
-            <w:r>
-              <w:t>weather.nominal.arff</w:t>
+            <w:proofErr w:type="gramStart"/>
+            <w:r>
+              <w:t>weather.nominal</w:t>
+            </w:r>
+            <w:proofErr w:type="gramEnd"/>
+            <w:r>
+              <w:t>.arff</w:t>
             </w:r>
           </w:p>
         </w:tc>
@@ -710,12 +860,11 @@
             <w:pPr>
               <w:jc w:val="both"/>
             </w:pPr>
-            <w:r>
-              <w:t>weather.</w:t>
-            </w:r>
-            <w:r>
-              <w:t>numeric</w:t>
-            </w:r>
+            <w:proofErr w:type="gramStart"/>
+            <w:r>
+              <w:t>weather.numeric</w:t>
+            </w:r>
+            <w:proofErr w:type="gramEnd"/>
             <w:r>
               <w:t>.arff</w:t>
             </w:r>
@@ -757,9 +906,11 @@
             <w:pPr>
               <w:jc w:val="both"/>
             </w:pPr>
+            <w:proofErr w:type="gramStart"/>
             <w:r>
               <w:t>glass.arff</w:t>
             </w:r>
+            <w:proofErr w:type="gramEnd"/>
           </w:p>
         </w:tc>
         <w:tc>
@@ -798,9 +949,11 @@
             <w:pPr>
               <w:jc w:val="both"/>
             </w:pPr>
+            <w:proofErr w:type="gramStart"/>
             <w:r>
               <w:t>iriss.arff</w:t>
             </w:r>
+            <w:proofErr w:type="gramEnd"/>
           </w:p>
         </w:tc>
         <w:tc>
@@ -842,9 +995,11 @@
             <w:pPr>
               <w:jc w:val="both"/>
             </w:pPr>
+            <w:proofErr w:type="gramStart"/>
             <w:r>
               <w:t>labor.arff</w:t>
             </w:r>
+            <w:proofErr w:type="gramEnd"/>
           </w:p>
         </w:tc>
         <w:tc>
@@ -883,9 +1038,11 @@
             <w:pPr>
               <w:jc w:val="both"/>
             </w:pPr>
+            <w:proofErr w:type="gramStart"/>
             <w:r>
               <w:t>diabetes.arff</w:t>
             </w:r>
+            <w:proofErr w:type="gramEnd"/>
           </w:p>
         </w:tc>
         <w:tc>
@@ -927,9 +1084,11 @@
             <w:pPr>
               <w:jc w:val="both"/>
             </w:pPr>
+            <w:proofErr w:type="gramStart"/>
             <w:r>
               <w:t>vote.arff</w:t>
             </w:r>
+            <w:proofErr w:type="gramEnd"/>
           </w:p>
         </w:tc>
         <w:tc>
@@ -974,9 +1133,11 @@
             <w:pPr>
               <w:jc w:val="both"/>
             </w:pPr>
+            <w:proofErr w:type="gramStart"/>
             <w:r>
               <w:t>soybean.arff</w:t>
             </w:r>
+            <w:proofErr w:type="gramEnd"/>
           </w:p>
         </w:tc>
         <w:tc>
@@ -1022,8 +1183,13 @@
               <w:jc w:val="both"/>
             </w:pPr>
             <w:r>
-              <w:t>breast-cancer.arff</w:t>
-            </w:r>
+              <w:t>breast-</w:t>
+            </w:r>
+            <w:proofErr w:type="gramStart"/>
+            <w:r>
+              <w:t>cancer.arff</w:t>
+            </w:r>
+            <w:proofErr w:type="gramEnd"/>
           </w:p>
         </w:tc>
         <w:tc>
@@ -1069,8 +1235,13 @@
               <w:jc w:val="both"/>
             </w:pPr>
             <w:r>
-              <w:t>credit-g.arff</w:t>
-            </w:r>
+              <w:t>credit-</w:t>
+            </w:r>
+            <w:proofErr w:type="gramStart"/>
+            <w:r>
+              <w:t>g.arff</w:t>
+            </w:r>
+            <w:proofErr w:type="gramEnd"/>
           </w:p>
         </w:tc>
         <w:tc>
@@ -1109,12 +1280,6 @@
     </w:tbl>
     <w:p>
       <w:pPr>
-        <w:jc w:val="both"/>
-      </w:pPr>
-    </w:p>
-    <w:p>
-      <w:pPr>
-        <w:jc w:val="center"/>
         <w:rPr>
           <w:b/>
           <w:i/>
@@ -1208,11 +1373,6 @@
       <w:pPr>
         <w:jc w:val="both"/>
       </w:pPr>
-    </w:p>
-    <w:p>
-      <w:pPr>
-        <w:jc w:val="both"/>
-      </w:pPr>
       <w:r>
         <w:t>Follow the instructions</w:t>
       </w:r>
@@ -1227,8 +1387,13 @@
       </w:r>
       <w:bookmarkStart w:id="5" w:name="OLE_LINK3"/>
       <w:bookmarkStart w:id="6" w:name="OLE_LINK4"/>
-      <w:r>
-        <w:t xml:space="preserve">weather.numeric </w:t>
+      <w:proofErr w:type="gramStart"/>
+      <w:r>
+        <w:t>weather.numeric</w:t>
+      </w:r>
+      <w:proofErr w:type="gramEnd"/>
+      <w:r>
+        <w:t xml:space="preserve"> </w:t>
       </w:r>
       <w:bookmarkEnd w:id="5"/>
       <w:bookmarkEnd w:id="6"/>
@@ -1264,9 +1429,9 @@
         <w:tblLook w:val="04A0" w:firstRow="1" w:lastRow="0" w:firstColumn="1" w:lastColumn="0" w:noHBand="0" w:noVBand="1"/>
       </w:tblPr>
       <w:tblGrid>
-        <w:gridCol w:w="3134"/>
-        <w:gridCol w:w="3108"/>
-        <w:gridCol w:w="3108"/>
+        <w:gridCol w:w="3126"/>
+        <w:gridCol w:w="3102"/>
+        <w:gridCol w:w="3122"/>
       </w:tblGrid>
       <w:tr>
         <w:tc>
@@ -1348,11 +1513,13 @@
             </w:pPr>
             <w:bookmarkStart w:id="9" w:name="OLE_LINK7"/>
             <w:bookmarkStart w:id="10" w:name="OLE_LINK8"/>
+            <w:proofErr w:type="gramStart"/>
             <w:r>
               <w:t>weather.numeric</w:t>
             </w:r>
             <w:bookmarkEnd w:id="9"/>
             <w:bookmarkEnd w:id="10"/>
+            <w:proofErr w:type="gramEnd"/>
           </w:p>
         </w:tc>
         <w:tc>
@@ -1367,16 +1534,48 @@
             <w:r>
               <w:t>Classifier model:</w:t>
             </w:r>
-          </w:p>
-          <w:p>
-            <w:pPr>
-              <w:jc w:val="both"/>
-            </w:pPr>
-          </w:p>
-          <w:p>
-            <w:pPr>
-              <w:jc w:val="both"/>
-            </w:pPr>
+            <w:r>
+              <w:t xml:space="preserve"> </w:t>
+            </w:r>
+            <w:r>
+              <w:t>outlook: sunny</w:t>
+            </w:r>
+            <w:r>
+              <w:t xml:space="preserve"> </w:t>
+            </w:r>
+            <w:r>
+              <w:t>→</w:t>
+            </w:r>
+            <w:r>
+              <w:t xml:space="preserve"> </w:t>
+            </w:r>
+            <w:r>
+              <w:t>no, overcast</w:t>
+            </w:r>
+            <w:r>
+              <w:t xml:space="preserve"> </w:t>
+            </w:r>
+            <w:r>
+              <w:t>→</w:t>
+            </w:r>
+            <w:r>
+              <w:t xml:space="preserve"> </w:t>
+            </w:r>
+            <w:r>
+              <w:t>yes, rainy</w:t>
+            </w:r>
+            <w:r>
+              <w:t xml:space="preserve"> </w:t>
+            </w:r>
+            <w:r>
+              <w:t>→</w:t>
+            </w:r>
+            <w:r>
+              <w:t xml:space="preserve"> </w:t>
+            </w:r>
+            <w:r>
+              <w:t>yes (10/14 training correct)</w:t>
+            </w:r>
           </w:p>
           <w:p>
             <w:pPr>
@@ -1394,6 +1593,12 @@
             </w:r>
             <w:bookmarkEnd w:id="11"/>
             <w:bookmarkEnd w:id="12"/>
+            <w:r>
+              <w:t>42.8571</w:t>
+            </w:r>
+            <w:r>
+              <w:t>%</w:t>
+            </w:r>
           </w:p>
         </w:tc>
         <w:tc>
@@ -1408,11 +1613,12 @@
             <w:r>
               <w:t>Classifier model:</w:t>
             </w:r>
-          </w:p>
-          <w:p>
-            <w:pPr>
-              <w:jc w:val="both"/>
-            </w:pPr>
+            <w:r>
+              <w:t xml:space="preserve"> </w:t>
+            </w:r>
+            <w:r>
+              <w:t>Always predicts yes</w:t>
+            </w:r>
           </w:p>
           <w:p>
             <w:pPr>
@@ -1430,6 +1636,12 @@
             </w:pPr>
             <w:r>
               <w:t xml:space="preserve">Accuracy: </w:t>
+            </w:r>
+            <w:r>
+              <w:t>64.2857</w:t>
+            </w:r>
+            <w:r>
+              <w:t>%</w:t>
             </w:r>
           </w:p>
         </w:tc>
@@ -1444,8 +1656,13 @@
             <w:pPr>
               <w:jc w:val="both"/>
             </w:pPr>
-            <w:r>
-              <w:t>weather.numeric w/o outlook att.</w:t>
+            <w:proofErr w:type="gramStart"/>
+            <w:r>
+              <w:t>weather.numeric</w:t>
+            </w:r>
+            <w:proofErr w:type="gramEnd"/>
+            <w:r>
+              <w:t xml:space="preserve"> w/o outlook att.</w:t>
             </w:r>
           </w:p>
         </w:tc>
@@ -1461,16 +1678,48 @@
             <w:r>
               <w:t>Classifier model:</w:t>
             </w:r>
-          </w:p>
-          <w:p>
-            <w:pPr>
-              <w:jc w:val="both"/>
-            </w:pPr>
-          </w:p>
-          <w:p>
-            <w:pPr>
-              <w:jc w:val="both"/>
-            </w:pPr>
+            <w:r>
+              <w:t xml:space="preserve"> </w:t>
+            </w:r>
+            <w:r>
+              <w:t>humidity: &lt;</w:t>
+            </w:r>
+            <w:r>
+              <w:t xml:space="preserve"> </w:t>
+            </w:r>
+            <w:r>
+              <w:t>82.5</w:t>
+            </w:r>
+            <w:r>
+              <w:t xml:space="preserve"> </w:t>
+            </w:r>
+            <w:r>
+              <w:t>→</w:t>
+            </w:r>
+            <w:r>
+              <w:t xml:space="preserve"> </w:t>
+            </w:r>
+            <w:r>
+              <w:t>yes, ≥</w:t>
+            </w:r>
+            <w:r>
+              <w:t xml:space="preserve"> </w:t>
+            </w:r>
+            <w:r>
+              <w:t>82.5</w:t>
+            </w:r>
+            <w:r>
+              <w:t xml:space="preserve"> </w:t>
+            </w:r>
+            <w:r>
+              <w:t>→</w:t>
+            </w:r>
+            <w:r>
+              <w:t xml:space="preserve"> </w:t>
+            </w:r>
+            <w:r>
+              <w:t>no (10/14 training correct)</w:t>
+            </w:r>
           </w:p>
           <w:p>
             <w:pPr>
@@ -1488,6 +1737,15 @@
             </w:r>
             <w:bookmarkEnd w:id="13"/>
             <w:bookmarkEnd w:id="14"/>
+            <w:r>
+              <w:t xml:space="preserve"> </w:t>
+            </w:r>
+            <w:r>
+              <w:t>50</w:t>
+            </w:r>
+            <w:r>
+              <w:t>%</w:t>
+            </w:r>
           </w:p>
         </w:tc>
         <w:tc>
@@ -1502,11 +1760,12 @@
             <w:r>
               <w:t>Classifier model:</w:t>
             </w:r>
-          </w:p>
-          <w:p>
-            <w:pPr>
-              <w:jc w:val="both"/>
-            </w:pPr>
+            <w:r>
+              <w:t xml:space="preserve"> </w:t>
+            </w:r>
+            <w:r>
+              <w:t>Always predicts yes</w:t>
+            </w:r>
           </w:p>
           <w:p>
             <w:pPr>
@@ -1524,6 +1783,15 @@
             </w:pPr>
             <w:r>
               <w:t>Accuracy:</w:t>
+            </w:r>
+            <w:r>
+              <w:t xml:space="preserve"> </w:t>
+            </w:r>
+            <w:r>
+              <w:t>64.2857</w:t>
+            </w:r>
+            <w:r>
+              <w:t>%</w:t>
             </w:r>
           </w:p>
         </w:tc>
@@ -1559,16 +1827,12 @@
             <w:r>
               <w:t>Classifier model:</w:t>
             </w:r>
-          </w:p>
-          <w:p>
-            <w:pPr>
-              <w:jc w:val="both"/>
-            </w:pPr>
-          </w:p>
-          <w:p>
-            <w:pPr>
-              <w:jc w:val="both"/>
-            </w:pPr>
+            <w:r>
+              <w:t xml:space="preserve"> </w:t>
+            </w:r>
+            <w:r>
+              <w:t>splits on plas (10 thresholds, ~587/768 correct)</w:t>
+            </w:r>
           </w:p>
           <w:p>
             <w:pPr>
@@ -1581,6 +1845,15 @@
             </w:pPr>
             <w:r>
               <w:t>Accuracy:</w:t>
+            </w:r>
+            <w:r>
+              <w:t xml:space="preserve"> </w:t>
+            </w:r>
+            <w:r>
+              <w:t>57.1615</w:t>
+            </w:r>
+            <w:r>
+              <w:t>%</w:t>
             </w:r>
           </w:p>
         </w:tc>
@@ -1596,11 +1869,12 @@
             <w:r>
               <w:t>Classifier model:</w:t>
             </w:r>
-          </w:p>
-          <w:p>
-            <w:pPr>
-              <w:jc w:val="both"/>
-            </w:pPr>
+            <w:r>
+              <w:t xml:space="preserve"> </w:t>
+            </w:r>
+            <w:r>
+              <w:t>Always predicts tested_negative</w:t>
+            </w:r>
           </w:p>
           <w:p>
             <w:pPr>
@@ -1618,6 +1892,15 @@
             </w:pPr>
             <w:r>
               <w:t>Accuracy:</w:t>
+            </w:r>
+            <w:r>
+              <w:t xml:space="preserve"> </w:t>
+            </w:r>
+            <w:r>
+              <w:t>65.1042</w:t>
+            </w:r>
+            <w:r>
+              <w:t>%</w:t>
             </w:r>
           </w:p>
         </w:tc>
@@ -1633,7 +1916,6 @@
               <w:jc w:val="both"/>
             </w:pPr>
             <w:r>
-              <w:lastRenderedPageBreak/>
               <w:t xml:space="preserve">Diabetes w/ </w:t>
             </w:r>
             <w:r>
@@ -1653,16 +1935,12 @@
             <w:r>
               <w:t>Classifier model:</w:t>
             </w:r>
-          </w:p>
-          <w:p>
-            <w:pPr>
-              <w:jc w:val="both"/>
-            </w:pPr>
-          </w:p>
-          <w:p>
-            <w:pPr>
-              <w:jc w:val="both"/>
-            </w:pPr>
+            <w:r>
+              <w:t xml:space="preserve"> </w:t>
+            </w:r>
+            <w:r>
+              <w:t>splits on pedi (200+ micro-thresholds, zigzags yes/no)</w:t>
+            </w:r>
           </w:p>
           <w:p>
             <w:pPr>
@@ -1675,6 +1953,15 @@
             </w:pPr>
             <w:r>
               <w:t>Accuracy:</w:t>
+            </w:r>
+            <w:r>
+              <w:t xml:space="preserve"> </w:t>
+            </w:r>
+            <w:r>
+              <w:t>57.1615</w:t>
+            </w:r>
+            <w:r>
+              <w:t>%</w:t>
             </w:r>
           </w:p>
         </w:tc>
@@ -1690,11 +1977,12 @@
             <w:r>
               <w:t>Classifier model:</w:t>
             </w:r>
-          </w:p>
-          <w:p>
-            <w:pPr>
-              <w:jc w:val="both"/>
-            </w:pPr>
+            <w:r>
+              <w:t xml:space="preserve"> </w:t>
+            </w:r>
+            <w:r>
+              <w:t>Always predicts tested_negative</w:t>
+            </w:r>
           </w:p>
           <w:p>
             <w:pPr>
@@ -1712,6 +2000,15 @@
             </w:pPr>
             <w:r>
               <w:t>Accuracy:</w:t>
+            </w:r>
+            <w:r>
+              <w:t xml:space="preserve"> </w:t>
+            </w:r>
+            <w:r>
+              <w:t>65.1042</w:t>
+            </w:r>
+            <w:r>
+              <w:t>%</w:t>
             </w:r>
           </w:p>
         </w:tc>
@@ -1724,6 +2021,7 @@
     </w:p>
     <w:p>
       <w:r>
+        <w:lastRenderedPageBreak/>
         <w:t>M</w:t>
       </w:r>
       <w:r>
@@ -1739,10 +2037,7 @@
         <w:t xml:space="preserve">- </w:t>
       </w:r>
       <w:r>
-        <w:t>It sets the minimum number of training instances that a bucket (value interval) must contain. Smaller values = more specific rules = risk of overfitting. Larger values = broader rules = less overfitting</w:t>
-      </w:r>
-      <w:r>
-        <w:t>.</w:t>
+        <w:t>It sets the minimum number of training instances that a bucket (value interval) must contain. Smaller values = more specific rules = risk of overfitting. Larger values = broader rules = less overfitting.</w:t>
       </w:r>
     </w:p>
     <w:p>
@@ -1893,29 +2188,6 @@
         </w:rPr>
         <w:t>weather.nominal</w:t>
       </w:r>
-    </w:p>
-    <w:p>
-      <w:pPr>
-        <w:rPr>
-          <w:rFonts w:ascii="Arial" w:hAnsi="Arial"/>
-          <w:lang w:val="en-AU"/>
-        </w:rPr>
-      </w:pPr>
-      <w:r>
-        <w:rPr>
-          <w:rFonts w:ascii="Arial" w:hAnsi="Arial"/>
-          <w:lang w:val="en-AU"/>
-        </w:rPr>
-        <w:br w:type="page"/>
-      </w:r>
-    </w:p>
-    <w:p>
-      <w:pPr>
-        <w:rPr>
-          <w:rFonts w:ascii="Arial" w:hAnsi="Arial"/>
-          <w:lang w:val="en-AU"/>
-        </w:rPr>
-      </w:pPr>
     </w:p>
     <w:tbl>
       <w:tblPr>
@@ -1924,8 +2196,8 @@
         <w:tblLook w:val="04A0" w:firstRow="1" w:lastRow="0" w:firstColumn="1" w:lastColumn="0" w:noHBand="0" w:noVBand="1"/>
       </w:tblPr>
       <w:tblGrid>
-        <w:gridCol w:w="6723"/>
-        <w:gridCol w:w="2627"/>
+        <w:gridCol w:w="6740"/>
+        <w:gridCol w:w="2610"/>
       </w:tblGrid>
       <w:tr>
         <w:tc>
@@ -1995,15 +2267,53 @@
                 <w:lang w:val="en-AU"/>
               </w:rPr>
             </w:pPr>
-          </w:p>
-          <w:p>
-            <w:pPr>
+            <w:r>
               <w:rPr>
                 <w:rFonts w:ascii="Arial" w:hAnsi="Arial"/>
                 <w:lang w:val="en-AU"/>
               </w:rPr>
-            </w:pPr>
-          </w:p>
+              <w:drawing>
+                <wp:inline distT="0" distB="0" distL="0" distR="0" wp14:anchorId="41C0E18B" wp14:editId="51A00576">
+                  <wp:extent cx="2029108" cy="4391638"/>
+                  <wp:effectExtent l="0" t="0" r="9525" b="9525"/>
+                  <wp:docPr id="1707745381" name="Picture 1"/>
+                  <wp:cNvGraphicFramePr>
+                    <a:graphicFrameLocks xmlns:a="http://schemas.openxmlformats.org/drawingml/2006/main" noChangeAspect="1"/>
+                  </wp:cNvGraphicFramePr>
+                  <a:graphic xmlns:a="http://schemas.openxmlformats.org/drawingml/2006/main">
+                    <a:graphicData uri="http://schemas.openxmlformats.org/drawingml/2006/picture">
+                      <pic:pic xmlns:pic="http://schemas.openxmlformats.org/drawingml/2006/picture">
+                        <pic:nvPicPr>
+                          <pic:cNvPr id="1707745381" name=""/>
+                          <pic:cNvPicPr/>
+                        </pic:nvPicPr>
+                        <pic:blipFill>
+                          <a:blip r:embed="rId11"/>
+                          <a:stretch>
+                            <a:fillRect/>
+                          </a:stretch>
+                        </pic:blipFill>
+                        <pic:spPr>
+                          <a:xfrm>
+                            <a:off x="0" y="0"/>
+                            <a:ext cx="2029108" cy="4391638"/>
+                          </a:xfrm>
+                          <a:prstGeom prst="rect">
+                            <a:avLst/>
+                          </a:prstGeom>
+                        </pic:spPr>
+                      </pic:pic>
+                    </a:graphicData>
+                  </a:graphic>
+                </wp:inline>
+              </w:drawing>
+            </w:r>
+          </w:p>
+        </w:tc>
+        <w:tc>
+          <w:tcPr>
+            <w:tcW w:w="2664" w:type="dxa"/>
+          </w:tcPr>
           <w:p>
             <w:pPr>
               <w:rPr>
@@ -2011,185 +2321,19 @@
                 <w:lang w:val="en-AU"/>
               </w:rPr>
             </w:pPr>
-          </w:p>
-          <w:p>
-            <w:pPr>
+            <w:r>
               <w:rPr>
                 <w:rFonts w:ascii="Arial" w:hAnsi="Arial"/>
                 <w:lang w:val="en-AU"/>
               </w:rPr>
-            </w:pPr>
-          </w:p>
-          <w:p>
-            <w:pPr>
+              <w:t>92.8571</w:t>
+            </w:r>
+            <w:r>
               <w:rPr>
                 <w:rFonts w:ascii="Arial" w:hAnsi="Arial"/>
                 <w:lang w:val="en-AU"/>
               </w:rPr>
-            </w:pPr>
-          </w:p>
-          <w:p>
-            <w:pPr>
-              <w:rPr>
-                <w:rFonts w:ascii="Arial" w:hAnsi="Arial"/>
-                <w:lang w:val="en-AU"/>
-              </w:rPr>
-            </w:pPr>
-          </w:p>
-          <w:p>
-            <w:pPr>
-              <w:rPr>
-                <w:rFonts w:ascii="Arial" w:hAnsi="Arial"/>
-                <w:lang w:val="en-AU"/>
-              </w:rPr>
-            </w:pPr>
-          </w:p>
-          <w:p>
-            <w:pPr>
-              <w:rPr>
-                <w:rFonts w:ascii="Arial" w:hAnsi="Arial"/>
-                <w:lang w:val="en-AU"/>
-              </w:rPr>
-            </w:pPr>
-          </w:p>
-          <w:p>
-            <w:pPr>
-              <w:rPr>
-                <w:rFonts w:ascii="Arial" w:hAnsi="Arial"/>
-                <w:lang w:val="en-AU"/>
-              </w:rPr>
-            </w:pPr>
-          </w:p>
-          <w:p>
-            <w:pPr>
-              <w:rPr>
-                <w:rFonts w:ascii="Arial" w:hAnsi="Arial"/>
-                <w:lang w:val="en-AU"/>
-              </w:rPr>
-            </w:pPr>
-          </w:p>
-          <w:p>
-            <w:pPr>
-              <w:rPr>
-                <w:rFonts w:ascii="Arial" w:hAnsi="Arial"/>
-                <w:lang w:val="en-AU"/>
-              </w:rPr>
-            </w:pPr>
-          </w:p>
-          <w:p>
-            <w:pPr>
-              <w:rPr>
-                <w:rFonts w:ascii="Arial" w:hAnsi="Arial"/>
-                <w:lang w:val="en-AU"/>
-              </w:rPr>
-            </w:pPr>
-          </w:p>
-          <w:p>
-            <w:pPr>
-              <w:rPr>
-                <w:rFonts w:ascii="Arial" w:hAnsi="Arial"/>
-                <w:lang w:val="en-AU"/>
-              </w:rPr>
-            </w:pPr>
-          </w:p>
-          <w:p>
-            <w:pPr>
-              <w:rPr>
-                <w:rFonts w:ascii="Arial" w:hAnsi="Arial"/>
-                <w:lang w:val="en-AU"/>
-              </w:rPr>
-            </w:pPr>
-          </w:p>
-          <w:p>
-            <w:pPr>
-              <w:rPr>
-                <w:rFonts w:ascii="Arial" w:hAnsi="Arial"/>
-                <w:lang w:val="en-AU"/>
-              </w:rPr>
-            </w:pPr>
-          </w:p>
-          <w:p>
-            <w:pPr>
-              <w:rPr>
-                <w:rFonts w:ascii="Arial" w:hAnsi="Arial"/>
-                <w:lang w:val="en-AU"/>
-              </w:rPr>
-            </w:pPr>
-          </w:p>
-          <w:p>
-            <w:pPr>
-              <w:rPr>
-                <w:rFonts w:ascii="Arial" w:hAnsi="Arial"/>
-                <w:lang w:val="en-AU"/>
-              </w:rPr>
-            </w:pPr>
-          </w:p>
-          <w:p>
-            <w:pPr>
-              <w:rPr>
-                <w:rFonts w:ascii="Arial" w:hAnsi="Arial"/>
-                <w:lang w:val="en-AU"/>
-              </w:rPr>
-            </w:pPr>
-          </w:p>
-          <w:p>
-            <w:pPr>
-              <w:rPr>
-                <w:rFonts w:ascii="Arial" w:hAnsi="Arial"/>
-                <w:lang w:val="en-AU"/>
-              </w:rPr>
-            </w:pPr>
-          </w:p>
-          <w:p>
-            <w:pPr>
-              <w:rPr>
-                <w:rFonts w:ascii="Arial" w:hAnsi="Arial"/>
-                <w:lang w:val="en-AU"/>
-              </w:rPr>
-            </w:pPr>
-          </w:p>
-          <w:p>
-            <w:pPr>
-              <w:rPr>
-                <w:rFonts w:ascii="Arial" w:hAnsi="Arial"/>
-                <w:lang w:val="en-AU"/>
-              </w:rPr>
-            </w:pPr>
-          </w:p>
-          <w:p>
-            <w:pPr>
-              <w:rPr>
-                <w:rFonts w:ascii="Arial" w:hAnsi="Arial"/>
-                <w:lang w:val="en-AU"/>
-              </w:rPr>
-            </w:pPr>
-          </w:p>
-          <w:p>
-            <w:pPr>
-              <w:rPr>
-                <w:rFonts w:ascii="Arial" w:hAnsi="Arial"/>
-                <w:lang w:val="en-AU"/>
-              </w:rPr>
-            </w:pPr>
-          </w:p>
-        </w:tc>
-        <w:tc>
-          <w:tcPr>
-            <w:tcW w:w="2664" w:type="dxa"/>
-          </w:tcPr>
-          <w:p>
-            <w:pPr>
-              <w:rPr>
-                <w:rFonts w:ascii="Arial" w:hAnsi="Arial"/>
-                <w:lang w:val="en-AU"/>
-              </w:rPr>
-            </w:pPr>
-            <w:r>
-              <w:rPr>
-                <w:rFonts w:ascii="Arial" w:hAnsi="Arial"/>
-                <w:lang w:val="en-AU"/>
-              </w:rPr>
-              <w:t>(how many percent of total instances are classified correctly?)</w:t>
+              <w:t>%</w:t>
             </w:r>
           </w:p>
         </w:tc>
@@ -2212,6 +2356,7 @@
         </w:numPr>
       </w:pPr>
       <w:r>
+        <w:lastRenderedPageBreak/>
         <w:t>Decision Trees</w:t>
       </w:r>
     </w:p>
@@ -2242,8 +2387,21 @@
     </w:p>
     <w:p>
       <w:r>
-        <w:t>How to calculate entropy and information gain</w:t>
-      </w:r>
+        <w:t xml:space="preserve">How to calculate </w:t>
+      </w:r>
+      <w:proofErr w:type="gramStart"/>
+      <w:r>
+        <w:t>entropy</w:t>
+      </w:r>
+      <w:proofErr w:type="gramEnd"/>
+      <w:r>
+        <w:t xml:space="preserve"> and </w:t>
+      </w:r>
+      <w:proofErr w:type="gramStart"/>
+      <w:r>
+        <w:t>information gain</w:t>
+      </w:r>
+      <w:proofErr w:type="gramEnd"/>
       <w:r>
         <w:t>?</w:t>
       </w:r>
@@ -2655,7 +2813,6 @@
         <w:rPr>
           <w:rFonts w:eastAsiaTheme="minorEastAsia"/>
         </w:rPr>
-        <w:lastRenderedPageBreak/>
         <w:t>Values(</w:t>
       </w:r>
       <w:r>
@@ -2747,8 +2904,8 @@
         <w:tblLook w:val="04A0" w:firstRow="1" w:lastRow="0" w:firstColumn="1" w:lastColumn="0" w:noHBand="0" w:noVBand="1"/>
       </w:tblPr>
       <w:tblGrid>
-        <w:gridCol w:w="4675"/>
-        <w:gridCol w:w="4675"/>
+        <w:gridCol w:w="3494"/>
+        <w:gridCol w:w="5856"/>
       </w:tblGrid>
       <w:tr>
         <w:tc>
@@ -2784,6 +2941,349 @@
                 <w:b/>
               </w:rPr>
               <w:t>Selected attribute</w:t>
+            </w:r>
+          </w:p>
+        </w:tc>
+      </w:tr>
+      <w:tr>
+        <w:tc>
+          <w:tcPr>
+            <w:tcW w:w="4788" w:type="dxa"/>
+          </w:tcPr>
+          <w:p>
+            <w:r>
+              <w:t>A</w:t>
+            </w:r>
+            <w:r>
+              <w:t>ll 14 instances, 9 yes / 5 no:</w:t>
+            </w:r>
+            <w:r>
+              <w:t xml:space="preserve"> </w:t>
+            </w:r>
+            <w:r>
+              <w:t>Entropy(S) = 0.940</w:t>
+            </w:r>
+            <w:r>
+              <w:t xml:space="preserve">. </w:t>
+            </w:r>
+            <w:r>
+              <w:t>Gain(outlook)</w:t>
+            </w:r>
+            <w:r>
+              <w:t xml:space="preserve"> </w:t>
+            </w:r>
+            <w:r>
+              <w:t>=</w:t>
+            </w:r>
+            <w:r>
+              <w:t xml:space="preserve"> </w:t>
+            </w:r>
+            <w:r>
+              <w:t>0.247, Gain(humidity)</w:t>
+            </w:r>
+            <w:r>
+              <w:t xml:space="preserve"> </w:t>
+            </w:r>
+            <w:r>
+              <w:t>=</w:t>
+            </w:r>
+            <w:r>
+              <w:t xml:space="preserve"> </w:t>
+            </w:r>
+            <w:r>
+              <w:t>0.152, Gain(windy)</w:t>
+            </w:r>
+            <w:r>
+              <w:t xml:space="preserve"> </w:t>
+            </w:r>
+            <w:r>
+              <w:t>=</w:t>
+            </w:r>
+            <w:r>
+              <w:t xml:space="preserve"> </w:t>
+            </w:r>
+            <w:r>
+              <w:t>0.048, Gain(temp)</w:t>
+            </w:r>
+            <w:r>
+              <w:t xml:space="preserve"> </w:t>
+            </w:r>
+            <w:r>
+              <w:t>=</w:t>
+            </w:r>
+            <w:r>
+              <w:t xml:space="preserve"> </w:t>
+            </w:r>
+            <w:r>
+              <w:t>0.029</w:t>
+            </w:r>
+          </w:p>
+        </w:tc>
+        <w:tc>
+          <w:tcPr>
+            <w:tcW w:w="4788" w:type="dxa"/>
+          </w:tcPr>
+          <w:p>
+            <w:r>
+              <w:t>outlook</w:t>
+            </w:r>
+          </w:p>
+        </w:tc>
+      </w:tr>
+      <w:tr>
+        <w:tc>
+          <w:tcPr>
+            <w:tcW w:w="4788" w:type="dxa"/>
+          </w:tcPr>
+          <w:p>
+            <w:r>
+              <w:t>Sunny branch (5 instances, 2 yes / 3 no):</w:t>
+            </w:r>
+            <w:r>
+              <w:t xml:space="preserve"> </w:t>
+            </w:r>
+            <w:r>
+              <w:t>Entropy</w:t>
+            </w:r>
+            <w:r>
+              <w:t xml:space="preserve"> </w:t>
+            </w:r>
+            <w:r>
+              <w:t>=</w:t>
+            </w:r>
+            <w:r>
+              <w:t xml:space="preserve"> </w:t>
+            </w:r>
+            <w:r>
+              <w:t>0.971</w:t>
+            </w:r>
+            <w:r>
+              <w:t xml:space="preserve">. </w:t>
+            </w:r>
+            <w:r>
+              <w:t>Gain(humidity)</w:t>
+            </w:r>
+            <w:r>
+              <w:t xml:space="preserve"> </w:t>
+            </w:r>
+            <w:r>
+              <w:t>=</w:t>
+            </w:r>
+            <w:r>
+              <w:t xml:space="preserve"> </w:t>
+            </w:r>
+            <w:r>
+              <w:t>0.971, Gain(temp)</w:t>
+            </w:r>
+            <w:r>
+              <w:t xml:space="preserve"> </w:t>
+            </w:r>
+            <w:r>
+              <w:t>=</w:t>
+            </w:r>
+            <w:r>
+              <w:t xml:space="preserve"> </w:t>
+            </w:r>
+            <w:r>
+              <w:t>0.571, Gain(windy)</w:t>
+            </w:r>
+            <w:r>
+              <w:t xml:space="preserve"> </w:t>
+            </w:r>
+            <w:r>
+              <w:t>=</w:t>
+            </w:r>
+            <w:r>
+              <w:t xml:space="preserve"> </w:t>
+            </w:r>
+            <w:r>
+              <w:t xml:space="preserve">0.020. </w:t>
+            </w:r>
+          </w:p>
+          <w:p/>
+          <w:p>
+            <w:r>
+              <w:t>Rainy branch (5 instances, 3 yes / 2 no): Entropy</w:t>
+            </w:r>
+            <w:r>
+              <w:t xml:space="preserve"> </w:t>
+            </w:r>
+            <w:r>
+              <w:t>=</w:t>
+            </w:r>
+            <w:r>
+              <w:t xml:space="preserve"> </w:t>
+            </w:r>
+            <w:r>
+              <w:t>0.971. Gain(windy)</w:t>
+            </w:r>
+            <w:r>
+              <w:t xml:space="preserve"> </w:t>
+            </w:r>
+            <w:r>
+              <w:t>=</w:t>
+            </w:r>
+            <w:r>
+              <w:t xml:space="preserve"> </w:t>
+            </w:r>
+            <w:r>
+              <w:t>0.971, Gain(temp)</w:t>
+            </w:r>
+            <w:r>
+              <w:t xml:space="preserve"> </w:t>
+            </w:r>
+            <w:r>
+              <w:t>=</w:t>
+            </w:r>
+            <w:r>
+              <w:t xml:space="preserve"> </w:t>
+            </w:r>
+            <w:r>
+              <w:t>0.020, Gain(humidity)</w:t>
+            </w:r>
+            <w:r>
+              <w:t xml:space="preserve"> </w:t>
+            </w:r>
+            <w:r>
+              <w:t>=</w:t>
+            </w:r>
+            <w:r>
+              <w:t xml:space="preserve"> </w:t>
+            </w:r>
+            <w:r>
+              <w:t>0.020. Overcast → pure leaf (all yes, entropy=0)</w:t>
+            </w:r>
+          </w:p>
+        </w:tc>
+        <w:tc>
+          <w:tcPr>
+            <w:tcW w:w="4788" w:type="dxa"/>
+          </w:tcPr>
+          <w:p>
+            <w:r>
+              <w:t>humidity (sunny) windy (rainy)</w:t>
+            </w:r>
+          </w:p>
+        </w:tc>
+      </w:tr>
+      <w:tr>
+        <w:tc>
+          <w:tcPr>
+            <w:tcW w:w="4788" w:type="dxa"/>
+          </w:tcPr>
+          <w:p>
+            <w:r>
+              <w:t>All remaining branches are pure leaves (entropy = 0). Tree is complete. Sunny</w:t>
+            </w:r>
+            <w:r>
+              <w:t xml:space="preserve"> </w:t>
+            </w:r>
+            <w:r>
+              <w:t>+</w:t>
+            </w:r>
+            <w:r>
+              <w:t xml:space="preserve"> </w:t>
+            </w:r>
+            <w:r>
+              <w:t>High</w:t>
+            </w:r>
+            <w:r>
+              <w:t xml:space="preserve"> </w:t>
+            </w:r>
+            <w:r>
+              <w:t>→</w:t>
+            </w:r>
+            <w:r>
+              <w:t xml:space="preserve"> </w:t>
+            </w:r>
+            <w:r>
+              <w:t>no, Sunny</w:t>
+            </w:r>
+            <w:r>
+              <w:t xml:space="preserve"> </w:t>
+            </w:r>
+            <w:r>
+              <w:t>+</w:t>
+            </w:r>
+            <w:r>
+              <w:t xml:space="preserve"> </w:t>
+            </w:r>
+            <w:r>
+              <w:t>Normal</w:t>
+            </w:r>
+            <w:r>
+              <w:t xml:space="preserve"> </w:t>
+            </w:r>
+            <w:r>
+              <w:t>→</w:t>
+            </w:r>
+            <w:r>
+              <w:t xml:space="preserve"> </w:t>
+            </w:r>
+            <w:r>
+              <w:t>yes, Rainy</w:t>
+            </w:r>
+            <w:r>
+              <w:t xml:space="preserve"> </w:t>
+            </w:r>
+            <w:r>
+              <w:t>+</w:t>
+            </w:r>
+            <w:r>
+              <w:t xml:space="preserve"> </w:t>
+            </w:r>
+            <w:r>
+              <w:t>FALSE</w:t>
+            </w:r>
+            <w:r>
+              <w:t xml:space="preserve"> </w:t>
+            </w:r>
+            <w:r>
+              <w:t>→</w:t>
+            </w:r>
+            <w:r>
+              <w:t xml:space="preserve"> </w:t>
+            </w:r>
+            <w:r>
+              <w:t>yes, Rainy</w:t>
+            </w:r>
+            <w:r>
+              <w:t xml:space="preserve"> </w:t>
+            </w:r>
+            <w:r>
+              <w:t>+</w:t>
+            </w:r>
+            <w:r>
+              <w:t xml:space="preserve"> </w:t>
+            </w:r>
+            <w:r>
+              <w:t>TRUE</w:t>
+            </w:r>
+            <w:r>
+              <w:t xml:space="preserve"> </w:t>
+            </w:r>
+            <w:r>
+              <w:t>→</w:t>
+            </w:r>
+            <w:r>
+              <w:t xml:space="preserve"> </w:t>
+            </w:r>
+            <w:r>
+              <w:t>no</w:t>
+            </w:r>
+          </w:p>
+        </w:tc>
+        <w:tc>
+          <w:tcPr>
+            <w:tcW w:w="4788" w:type="dxa"/>
+          </w:tcPr>
+          <w:p>
+            <w:r>
+              <w:rPr>
+                <w:i/>
+                <w:iCs/>
+              </w:rPr>
+              <w:t>(no more splits needed)</w:t>
             </w:r>
           </w:p>
         </w:tc>
@@ -2799,66 +3299,6 @@
           <w:p/>
           <w:p/>
           <w:p/>
-          <w:p/>
-        </w:tc>
-        <w:tc>
-          <w:tcPr>
-            <w:tcW w:w="4788" w:type="dxa"/>
-          </w:tcPr>
-          <w:p/>
-        </w:tc>
-      </w:tr>
-      <w:tr>
-        <w:tc>
-          <w:tcPr>
-            <w:tcW w:w="4788" w:type="dxa"/>
-          </w:tcPr>
-          <w:p/>
-          <w:p/>
-          <w:p/>
-          <w:p/>
-          <w:p/>
-          <w:p/>
-          <w:p/>
-        </w:tc>
-        <w:tc>
-          <w:tcPr>
-            <w:tcW w:w="4788" w:type="dxa"/>
-          </w:tcPr>
-          <w:p/>
-        </w:tc>
-      </w:tr>
-      <w:tr>
-        <w:tc>
-          <w:tcPr>
-            <w:tcW w:w="4788" w:type="dxa"/>
-          </w:tcPr>
-          <w:p/>
-          <w:p/>
-          <w:p/>
-          <w:p/>
-          <w:p/>
-          <w:p/>
-          <w:p/>
-        </w:tc>
-        <w:tc>
-          <w:tcPr>
-            <w:tcW w:w="4788" w:type="dxa"/>
-          </w:tcPr>
-          <w:p/>
-        </w:tc>
-      </w:tr>
-      <w:tr>
-        <w:tc>
-          <w:tcPr>
-            <w:tcW w:w="4788" w:type="dxa"/>
-          </w:tcPr>
-          <w:p/>
-          <w:p/>
-          <w:p/>
-          <w:p/>
-          <w:p/>
-          <w:p/>
         </w:tc>
         <w:tc>
           <w:tcPr>
@@ -2869,17 +3309,43 @@
               <w:rPr>
                 <w:i/>
               </w:rPr>
-              <w:t>Final decision tree</w:t>
-            </w:r>
-          </w:p>
-          <w:p/>
-          <w:p/>
-          <w:p/>
-          <w:p/>
-          <w:p/>
-          <w:p/>
-          <w:p/>
-          <w:p/>
+              <w:drawing>
+                <wp:inline distT="0" distB="0" distL="0" distR="0" wp14:anchorId="3A7636F4" wp14:editId="1BA9B5D3">
+                  <wp:extent cx="3580609" cy="1613535"/>
+                  <wp:effectExtent l="0" t="0" r="1270" b="5715"/>
+                  <wp:docPr id="1064098915" name="Picture 1"/>
+                  <wp:cNvGraphicFramePr>
+                    <a:graphicFrameLocks xmlns:a="http://schemas.openxmlformats.org/drawingml/2006/main" noChangeAspect="1"/>
+                  </wp:cNvGraphicFramePr>
+                  <a:graphic xmlns:a="http://schemas.openxmlformats.org/drawingml/2006/main">
+                    <a:graphicData uri="http://schemas.openxmlformats.org/drawingml/2006/picture">
+                      <pic:pic xmlns:pic="http://schemas.openxmlformats.org/drawingml/2006/picture">
+                        <pic:nvPicPr>
+                          <pic:cNvPr id="1064098915" name=""/>
+                          <pic:cNvPicPr/>
+                        </pic:nvPicPr>
+                        <pic:blipFill>
+                          <a:blip r:embed="rId12"/>
+                          <a:stretch>
+                            <a:fillRect/>
+                          </a:stretch>
+                        </pic:blipFill>
+                        <pic:spPr>
+                          <a:xfrm>
+                            <a:off x="0" y="0"/>
+                            <a:ext cx="3580609" cy="1613535"/>
+                          </a:xfrm>
+                          <a:prstGeom prst="rect">
+                            <a:avLst/>
+                          </a:prstGeom>
+                        </pic:spPr>
+                      </pic:pic>
+                    </a:graphicData>
+                  </a:graphic>
+                </wp:inline>
+              </w:drawing>
+            </w:r>
+          </w:p>
         </w:tc>
       </w:tr>
     </w:tbl>
@@ -2895,8 +3361,6 @@
         <w:t xml:space="preserve"> J48 on the weather data.</w:t>
       </w:r>
     </w:p>
-    <w:p/>
-    <w:p/>
     <w:p>
       <w:pPr>
         <w:rPr>
@@ -2906,9 +3370,6 @@
           <w:szCs w:val="26"/>
         </w:rPr>
       </w:pPr>
-      <w:r>
-        <w:br w:type="page"/>
-      </w:r>
     </w:p>
     <w:p>
       <w:pPr>
@@ -2919,7 +3380,6 @@
         </w:numPr>
       </w:pPr>
       <w:r>
-        <w:lastRenderedPageBreak/>
         <w:t>Pruning decision trees</w:t>
       </w:r>
     </w:p>
@@ -2958,6 +3418,9 @@
           <w:numId w:val="8"/>
         </w:numPr>
       </w:pPr>
+      <w:r>
+        <w:t>minNumObj: Minimum number of instances a leaf must have. Higher = simpler tree (less overfitting).</w:t>
+      </w:r>
     </w:p>
     <w:p>
       <w:pPr>
@@ -2967,6 +3430,9 @@
           <w:numId w:val="8"/>
         </w:numPr>
       </w:pPr>
+      <w:r>
+        <w:t>confidenceFactor: Controls pruning aggressiveness. Lower value (e.g., 0.1) = more pruning = simpler tree. Default = 0.25.</w:t>
+      </w:r>
     </w:p>
     <w:p/>
     <w:p>
@@ -2977,7 +3443,15 @@
         <w:t>Follow the instructions in [1]</w:t>
       </w:r>
       <w:r>
-        <w:t xml:space="preserve"> to run J48 on the two dataset, then fill in the following table:</w:t>
+        <w:t xml:space="preserve"> to run J48 on the two </w:t>
+      </w:r>
+      <w:proofErr w:type="gramStart"/>
+      <w:r>
+        <w:t>dataset</w:t>
+      </w:r>
+      <w:proofErr w:type="gramEnd"/>
+      <w:r>
+        <w:t>, then fill in the following table:</w:t>
       </w:r>
     </w:p>
     <w:tbl>
@@ -2988,8 +3462,8 @@
       </w:tblPr>
       <w:tblGrid>
         <w:gridCol w:w="3122"/>
-        <w:gridCol w:w="3109"/>
-        <w:gridCol w:w="3119"/>
+        <w:gridCol w:w="3111"/>
+        <w:gridCol w:w="3117"/>
       </w:tblGrid>
       <w:tr>
         <w:tc>
@@ -3057,30 +3531,42 @@
           <w:tcPr>
             <w:tcW w:w="3192" w:type="dxa"/>
           </w:tcPr>
-          <w:p/>
-          <w:p>
+          <w:p>
+            <w:proofErr w:type="gramStart"/>
             <w:r>
               <w:t>diabetes.arf</w:t>
             </w:r>
             <w:r>
               <w:t>f</w:t>
             </w:r>
-          </w:p>
-          <w:p/>
-          <w:p/>
-          <w:p/>
+            <w:proofErr w:type="gramEnd"/>
+          </w:p>
         </w:tc>
         <w:tc>
           <w:tcPr>
             <w:tcW w:w="3192" w:type="dxa"/>
           </w:tcPr>
-          <w:p/>
+          <w:p>
+            <w:r>
+              <w:t>73.8281</w:t>
+            </w:r>
+            <w:r>
+              <w:t>%</w:t>
+            </w:r>
+          </w:p>
         </w:tc>
         <w:tc>
           <w:tcPr>
             <w:tcW w:w="3192" w:type="dxa"/>
           </w:tcPr>
-          <w:p/>
+          <w:p>
+            <w:r>
+              <w:t>72.6563</w:t>
+            </w:r>
+            <w:r>
+              <w:t>%</w:t>
+            </w:r>
+          </w:p>
         </w:tc>
       </w:tr>
       <w:tr>
@@ -3088,27 +3574,42 @@
           <w:tcPr>
             <w:tcW w:w="3192" w:type="dxa"/>
           </w:tcPr>
-          <w:p/>
-          <w:p>
-            <w:r>
-              <w:t>breast‐cancer.arff</w:t>
-            </w:r>
-          </w:p>
-          <w:p/>
-          <w:p/>
-          <w:p/>
+          <w:p>
+            <w:r>
+              <w:t>breast‐</w:t>
+            </w:r>
+            <w:proofErr w:type="gramStart"/>
+            <w:r>
+              <w:t>cancer.arff</w:t>
+            </w:r>
+            <w:proofErr w:type="gramEnd"/>
+          </w:p>
         </w:tc>
         <w:tc>
           <w:tcPr>
             <w:tcW w:w="3192" w:type="dxa"/>
           </w:tcPr>
-          <w:p/>
+          <w:p>
+            <w:r>
+              <w:t>75.5245</w:t>
+            </w:r>
+            <w:r>
+              <w:t>%</w:t>
+            </w:r>
+          </w:p>
         </w:tc>
         <w:tc>
           <w:tcPr>
             <w:tcW w:w="3192" w:type="dxa"/>
           </w:tcPr>
-          <w:p/>
+          <w:p>
+            <w:r>
+              <w:t>69.5804</w:t>
+            </w:r>
+            <w:r>
+              <w:t>%</w:t>
+            </w:r>
+          </w:p>
         </w:tc>
       </w:tr>
       <w:bookmarkEnd w:id="22"/>
@@ -3146,12 +3647,27 @@
         <w:t>k‐nearest‐neighbor</w:t>
       </w:r>
       <w:r>
-        <w:t xml:space="preserve">s (K-NN)? – </w:t>
+        <w:t xml:space="preserve">s (K-NN)? </w:t>
+      </w:r>
+    </w:p>
+    <w:p>
+      <w:r>
+        <w:t>–</w:t>
+      </w:r>
+      <w:r>
+        <w:t xml:space="preserve"> </w:t>
+      </w:r>
+      <w:r>
+        <w:t>KNN classifies a new instance by finding the K closest training instances (neighbors) and using a majority vote. No model is built — classification happens at prediction time (lazy learning).</w:t>
+      </w:r>
+      <w:r>
+        <w:t xml:space="preserve"> </w:t>
       </w:r>
     </w:p>
     <w:p/>
     <w:p>
       <w:r>
+        <w:lastRenderedPageBreak/>
         <w:t xml:space="preserve">Follow the instructions in [1] to run </w:t>
       </w:r>
       <w:r>
@@ -3294,39 +3810,56 @@
           <w:tcPr>
             <w:tcW w:w="1809" w:type="dxa"/>
           </w:tcPr>
-          <w:p/>
           <w:p>
             <w:r>
               <w:t>Glass</w:t>
             </w:r>
           </w:p>
-          <w:p/>
-          <w:p/>
-          <w:p/>
         </w:tc>
         <w:tc>
           <w:tcPr>
             <w:tcW w:w="2417" w:type="dxa"/>
           </w:tcPr>
-          <w:p/>
+          <w:p>
+            <w:r>
+              <w:t>70.5607</w:t>
+            </w:r>
+            <w:r>
+              <w:t>%</w:t>
+            </w:r>
+          </w:p>
         </w:tc>
         <w:tc>
           <w:tcPr>
             <w:tcW w:w="2317" w:type="dxa"/>
           </w:tcPr>
-          <w:p/>
+          <w:p>
+            <w:r>
+              <w:t>67.757</w:t>
+            </w:r>
+            <w:r>
+              <w:t>%</w:t>
+            </w:r>
+          </w:p>
         </w:tc>
         <w:tc>
           <w:tcPr>
             <w:tcW w:w="2317" w:type="dxa"/>
           </w:tcPr>
-          <w:p/>
+          <w:p>
+            <w:r>
+              <w:t>65.4206</w:t>
+            </w:r>
+            <w:r>
+              <w:t>%</w:t>
+            </w:r>
+          </w:p>
         </w:tc>
       </w:tr>
     </w:tbl>
     <w:p/>
     <w:sectPr>
-      <w:footerReference w:type="default" r:id="rId11"/>
+      <w:footerReference w:type="default" r:id="rId13"/>
       <w:pgSz w:w="12240" w:h="15840"/>
       <w:pgMar w:top="1440" w:right="1440" w:bottom="1440" w:left="1440" w:header="720" w:footer="720" w:gutter="0"/>
       <w:cols w:space="720"/>
